--- a/Sistemas/Evaluación N° 2_Diseño Sistemas_Instrucciones.docx
+++ b/Sistemas/Evaluación N° 2_Diseño Sistemas_Instrucciones.docx
@@ -1,6 +1,6 @@
 
 <file path=word/document.xml><?xml version="1.0" encoding="utf-8"?>
-<w:document xmlns:wpc="http://schemas.microsoft.com/office/word/2010/wordprocessingCanvas" xmlns:cx="http://schemas.microsoft.com/office/drawing/2014/chartex" xmlns:cx1="http://schemas.microsoft.com/office/drawing/2015/9/8/chartex" xmlns:cx2="http://schemas.microsoft.com/office/drawing/2015/10/21/chartex" xmlns:cx3="http://schemas.microsoft.com/office/drawing/2016/5/9/chartex" xmlns:cx4="http://schemas.microsoft.com/office/drawing/2016/5/10/chartex" xmlns:cx5="http://schemas.microsoft.com/office/drawing/2016/5/11/chartex" xmlns:cx6="http://schemas.microsoft.com/office/drawing/2016/5/12/chartex" xmlns:cx7="http://schemas.microsoft.com/office/drawing/2016/5/13/chartex" xmlns:cx8="http://schemas.microsoft.com/office/drawing/2016/5/14/chartex" xmlns:mc="http://schemas.openxmlformats.org/markup-compatibility/2006" xmlns:aink="http://schemas.microsoft.com/office/drawing/2016/ink" xmlns:am3d="http://schemas.microsoft.com/office/drawing/2017/model3d" xmlns:o="urn:schemas-microsoft-com:office:office" xmlns:oel="http://schemas.microsoft.com/office/2019/extlst" xmlns:r="http://schemas.openxmlformats.org/officeDocument/2006/relationships" xmlns:m="http://schemas.openxmlformats.org/officeDocument/2006/math" xmlns:v="urn:schemas-microsoft-com:vml" xmlns:wp14="http://schemas.microsoft.com/office/word/2010/wordprocessingDrawing" xmlns:wp="http://schemas.openxmlformats.org/drawingml/2006/wordprocessingDrawing" xmlns:w10="urn:schemas-microsoft-com:office:word" xmlns:w="http://schemas.openxmlformats.org/wordprocessingml/2006/main" xmlns:w14="http://schemas.microsoft.com/office/word/2010/wordml" xmlns:w15="http://schemas.microsoft.com/office/word/2012/wordml" xmlns:w16cex="http://schemas.microsoft.com/office/word/2018/wordml/cex" xmlns:w16cid="http://schemas.microsoft.com/office/word/2016/wordml/cid" xmlns:w16="http://schemas.microsoft.com/office/word/2018/wordml" xmlns:w16sdtdh="http://schemas.microsoft.com/office/word/2020/wordml/sdtdatahash" xmlns:w16se="http://schemas.microsoft.com/office/word/2015/wordml/symex" xmlns:wpg="http://schemas.microsoft.com/office/word/2010/wordprocessingGroup" xmlns:wpi="http://schemas.microsoft.com/office/word/2010/wordprocessingInk" xmlns:wne="http://schemas.microsoft.com/office/word/2006/wordml" xmlns:wps="http://schemas.microsoft.com/office/word/2010/wordprocessingShape" mc:Ignorable="w14 w15 w16se w16cid w16 w16cex w16sdtdh wp14">
+<w:document xmlns:wpc="http://schemas.microsoft.com/office/word/2010/wordprocessingCanvas" xmlns:mc="http://schemas.openxmlformats.org/markup-compatibility/2006" xmlns:o="urn:schemas-microsoft-com:office:office" xmlns:r="http://schemas.openxmlformats.org/officeDocument/2006/relationships" xmlns:m="http://schemas.openxmlformats.org/officeDocument/2006/math" xmlns:v="urn:schemas-microsoft-com:vml" xmlns:wp14="http://schemas.microsoft.com/office/word/2010/wordprocessingDrawing" xmlns:wp="http://schemas.openxmlformats.org/drawingml/2006/wordprocessingDrawing" xmlns:w10="urn:schemas-microsoft-com:office:word" xmlns:w="http://schemas.openxmlformats.org/wordprocessingml/2006/main" xmlns:w14="http://schemas.microsoft.com/office/word/2010/wordml" xmlns:w15="http://schemas.microsoft.com/office/word/2012/wordml" xmlns:wpg="http://schemas.microsoft.com/office/word/2010/wordprocessingGroup" xmlns:wpi="http://schemas.microsoft.com/office/word/2010/wordprocessingInk" xmlns:wne="http://schemas.microsoft.com/office/word/2006/wordml" xmlns:wps="http://schemas.microsoft.com/office/word/2010/wordprocessingShape" mc:Ignorable="w14 w15 wp14">
   <w:body>
     <w:p>
       <w:pPr>
@@ -19,7 +19,7 @@
       <w:r>
         <w:rPr>
           <w:noProof/>
-          <w:lang w:eastAsia="es-CL"/>
+          <w:lang w:val="es-MX" w:eastAsia="es-MX" w:bidi="ar-SA"/>
         </w:rPr>
         <w:drawing>
           <wp:anchor distT="0" distB="0" distL="114300" distR="114300" simplePos="0" relativeHeight="251659264" behindDoc="0" locked="0" layoutInCell="1" allowOverlap="1" wp14:anchorId="45E9F83E" wp14:editId="7473BC31">
@@ -753,27 +753,7 @@
           <w:sz w:val="22"/>
           <w:szCs w:val="21"/>
         </w:rPr>
-        <w:t xml:space="preserve">2.1.3.- Considera Patrones GRASP y </w:t>
-      </w:r>
-      <w:proofErr w:type="spellStart"/>
-      <w:r>
-        <w:rPr>
-          <w:rFonts w:cs="Arial"/>
-          <w:color w:val="auto"/>
-          <w:sz w:val="22"/>
-          <w:szCs w:val="21"/>
-        </w:rPr>
-        <w:t>GoF</w:t>
-      </w:r>
-      <w:proofErr w:type="spellEnd"/>
-      <w:r>
-        <w:rPr>
-          <w:rFonts w:cs="Arial"/>
-          <w:color w:val="auto"/>
-          <w:sz w:val="22"/>
-          <w:szCs w:val="21"/>
-        </w:rPr>
-        <w:t>.</w:t>
+        <w:t>2.1.3.- Considera Patrones GRASP y GoF.</w:t>
       </w:r>
     </w:p>
     <w:p>
@@ -1843,9 +1823,9 @@
           <w:szCs w:val="22"/>
           <w:lang w:eastAsia="en-US" w:bidi="ar-SA"/>
         </w:rPr>
-        <w:t>Esta fase considera el Paradigma 4+1: que representan diferentes aspectos y características de la arquitectura de un sistema en múltiples vistas, una vista es una presentación de un modelo, la cual es una descripción completa de un sistema desde una particular perspectiva que considera las siguientes vistas: lógica (</w:t>
-      </w:r>
-      <w:proofErr w:type="spellStart"/>
+        <w:t>Esta fase considera el Paradigma 4+1: que representan diferentes aspectos y características de la arquitectura de un sistema en múltiples vistas, una vista es una presentación de un modelo, la cual es una descripción completa de un sistema desde una particular perspectiva que considera las siguientes vistas: lógica (Logical View), modelo de objetos, clases, entidad-relación, etc. De proceso (Process View), modelo de concurrencia y sincronización.</w:t>
+      </w:r>
+      <w:bookmarkStart w:id="0" w:name="_GoBack"/>
       <w:r>
         <w:rPr>
           <w:rFonts w:eastAsiaTheme="minorEastAsia" w:cstheme="minorBidi"/>
@@ -1854,9 +1834,9 @@
           <w:szCs w:val="22"/>
           <w:lang w:eastAsia="en-US" w:bidi="ar-SA"/>
         </w:rPr>
-        <w:t>Logical</w:t>
-      </w:r>
-      <w:proofErr w:type="spellEnd"/>
+        <w:t xml:space="preserve"> De desarrollo (Development View), organización estática del software en su entorno de desarrollo </w:t>
+      </w:r>
+      <w:bookmarkEnd w:id="0"/>
       <w:r>
         <w:rPr>
           <w:rFonts w:eastAsiaTheme="minorEastAsia" w:cstheme="minorBidi"/>
@@ -1865,129 +1845,7 @@
           <w:szCs w:val="22"/>
           <w:lang w:eastAsia="en-US" w:bidi="ar-SA"/>
         </w:rPr>
-        <w:t xml:space="preserve"> View), modelo de objetos, clases, entidad-relación, etc. De proceso (</w:t>
-      </w:r>
-      <w:proofErr w:type="spellStart"/>
-      <w:r>
-        <w:rPr>
-          <w:rFonts w:eastAsiaTheme="minorEastAsia" w:cstheme="minorBidi"/>
-          <w:color w:val="auto"/>
-          <w:sz w:val="22"/>
-          <w:szCs w:val="22"/>
-          <w:lang w:eastAsia="en-US" w:bidi="ar-SA"/>
-        </w:rPr>
-        <w:t>Process</w:t>
-      </w:r>
-      <w:proofErr w:type="spellEnd"/>
-      <w:r>
-        <w:rPr>
-          <w:rFonts w:eastAsiaTheme="minorEastAsia" w:cstheme="minorBidi"/>
-          <w:color w:val="auto"/>
-          <w:sz w:val="22"/>
-          <w:szCs w:val="22"/>
-          <w:lang w:eastAsia="en-US" w:bidi="ar-SA"/>
-        </w:rPr>
-        <w:t xml:space="preserve"> View), modelo de concurrencia y sincronización. De desarrollo (</w:t>
-      </w:r>
-      <w:proofErr w:type="spellStart"/>
-      <w:r>
-        <w:rPr>
-          <w:rFonts w:eastAsiaTheme="minorEastAsia" w:cstheme="minorBidi"/>
-          <w:color w:val="auto"/>
-          <w:sz w:val="22"/>
-          <w:szCs w:val="22"/>
-          <w:lang w:eastAsia="en-US" w:bidi="ar-SA"/>
-        </w:rPr>
-        <w:t>Development</w:t>
-      </w:r>
-      <w:proofErr w:type="spellEnd"/>
-      <w:r>
-        <w:rPr>
-          <w:rFonts w:eastAsiaTheme="minorEastAsia" w:cstheme="minorBidi"/>
-          <w:color w:val="auto"/>
-          <w:sz w:val="22"/>
-          <w:szCs w:val="22"/>
-          <w:lang w:eastAsia="en-US" w:bidi="ar-SA"/>
-        </w:rPr>
-        <w:t xml:space="preserve"> View), organización estática del software en su entorno de desarrollo (librerías, componentes</w:t>
-      </w:r>
-      <w:proofErr w:type="gramStart"/>
-      <w:r>
-        <w:rPr>
-          <w:rFonts w:eastAsiaTheme="minorEastAsia" w:cstheme="minorBidi"/>
-          <w:color w:val="auto"/>
-          <w:sz w:val="22"/>
-          <w:szCs w:val="22"/>
-          <w:lang w:eastAsia="en-US" w:bidi="ar-SA"/>
-        </w:rPr>
-        <w:t>, .</w:t>
-      </w:r>
-      <w:proofErr w:type="spellStart"/>
-      <w:r>
-        <w:rPr>
-          <w:rFonts w:eastAsiaTheme="minorEastAsia" w:cstheme="minorBidi"/>
-          <w:color w:val="auto"/>
-          <w:sz w:val="22"/>
-          <w:szCs w:val="22"/>
-          <w:lang w:eastAsia="en-US" w:bidi="ar-SA"/>
-        </w:rPr>
-        <w:t>ear</w:t>
-      </w:r>
-      <w:proofErr w:type="spellEnd"/>
-      <w:proofErr w:type="gramEnd"/>
-      <w:r>
-        <w:rPr>
-          <w:rFonts w:eastAsiaTheme="minorEastAsia" w:cstheme="minorBidi"/>
-          <w:color w:val="auto"/>
-          <w:sz w:val="22"/>
-          <w:szCs w:val="22"/>
-          <w:lang w:eastAsia="en-US" w:bidi="ar-SA"/>
-        </w:rPr>
-        <w:t>, .</w:t>
-      </w:r>
-      <w:proofErr w:type="spellStart"/>
-      <w:r>
-        <w:rPr>
-          <w:rFonts w:eastAsiaTheme="minorEastAsia" w:cstheme="minorBidi"/>
-          <w:color w:val="auto"/>
-          <w:sz w:val="22"/>
-          <w:szCs w:val="22"/>
-          <w:lang w:eastAsia="en-US" w:bidi="ar-SA"/>
-        </w:rPr>
-        <w:t>jar</w:t>
-      </w:r>
-      <w:proofErr w:type="spellEnd"/>
-      <w:r>
-        <w:rPr>
-          <w:rFonts w:eastAsiaTheme="minorEastAsia" w:cstheme="minorBidi"/>
-          <w:color w:val="auto"/>
-          <w:sz w:val="22"/>
-          <w:szCs w:val="22"/>
-          <w:lang w:eastAsia="en-US" w:bidi="ar-SA"/>
-        </w:rPr>
-        <w:t>, etc.). Física (</w:t>
-      </w:r>
-      <w:proofErr w:type="spellStart"/>
-      <w:r>
-        <w:rPr>
-          <w:rFonts w:eastAsiaTheme="minorEastAsia" w:cstheme="minorBidi"/>
-          <w:color w:val="auto"/>
-          <w:sz w:val="22"/>
-          <w:szCs w:val="22"/>
-          <w:lang w:eastAsia="en-US" w:bidi="ar-SA"/>
-        </w:rPr>
-        <w:t>Physical</w:t>
-      </w:r>
-      <w:proofErr w:type="spellEnd"/>
-      <w:r>
-        <w:rPr>
-          <w:rFonts w:eastAsiaTheme="minorEastAsia" w:cstheme="minorBidi"/>
-          <w:color w:val="auto"/>
-          <w:sz w:val="22"/>
-          <w:szCs w:val="22"/>
-          <w:lang w:eastAsia="en-US" w:bidi="ar-SA"/>
-        </w:rPr>
-        <w:t xml:space="preserve"> View), modelo de correspondencia entre el software y el hardware (aspectos de distribución en máquinas, por ejemplo), y finalmente la Vista de Casos de Uso.</w:t>
+        <w:t>(librerías, componentes, .ear, .jar, etc.). Física (Physical View), modelo de correspondencia entre el software y el hardware (aspectos de distribución en máquinas, por ejemplo), y finalmente la Vista de Casos de Uso.</w:t>
       </w:r>
     </w:p>
     <w:p>
@@ -2338,31 +2196,7 @@
           <w:szCs w:val="24"/>
           <w:lang w:val="es-ES" w:eastAsia="en-US" w:bidi="ar-SA"/>
         </w:rPr>
-        <w:t xml:space="preserve">Considera Patrones GRASP y </w:t>
-      </w:r>
-      <w:proofErr w:type="spellStart"/>
-      <w:r>
-        <w:rPr>
-          <w:rFonts w:eastAsiaTheme="minorHAnsi" w:cs="Arial"/>
-          <w:b/>
-          <w:color w:val="595959" w:themeColor="text1" w:themeTint="A6"/>
-          <w:sz w:val="28"/>
-          <w:szCs w:val="24"/>
-          <w:lang w:val="es-ES" w:eastAsia="en-US" w:bidi="ar-SA"/>
-        </w:rPr>
-        <w:t>GoF</w:t>
-      </w:r>
-      <w:proofErr w:type="spellEnd"/>
-      <w:r>
-        <w:rPr>
-          <w:rFonts w:eastAsiaTheme="minorHAnsi" w:cs="Arial"/>
-          <w:b/>
-          <w:color w:val="595959" w:themeColor="text1" w:themeTint="A6"/>
-          <w:sz w:val="28"/>
-          <w:szCs w:val="24"/>
-          <w:lang w:val="es-ES" w:eastAsia="en-US" w:bidi="ar-SA"/>
-        </w:rPr>
-        <w:t>.</w:t>
+        <w:t>Considera Patrones GRASP y GoF.</w:t>
       </w:r>
     </w:p>
     <w:p>
@@ -2415,9 +2249,8 @@
           <w:szCs w:val="22"/>
           <w:lang w:eastAsia="es-CL" w:bidi="ar-SA"/>
         </w:rPr>
-        <w:t xml:space="preserve">os patrones de diseño o </w:t>
-      </w:r>
-      <w:proofErr w:type="spellStart"/>
+        <w:t xml:space="preserve">os patrones de diseño o Design Patterns </w:t>
+      </w:r>
       <w:r>
         <w:rPr>
           <w:rFonts w:cstheme="minorHAnsi"/>
@@ -2426,9 +2259,8 @@
           <w:szCs w:val="22"/>
           <w:lang w:eastAsia="es-CL" w:bidi="ar-SA"/>
         </w:rPr>
-        <w:t>Design</w:t>
-      </w:r>
-      <w:proofErr w:type="spellEnd"/>
+        <w:t>como</w:t>
+      </w:r>
       <w:r>
         <w:rPr>
           <w:rFonts w:cstheme="minorHAnsi"/>
@@ -2437,9 +2269,8 @@
           <w:szCs w:val="22"/>
           <w:lang w:eastAsia="es-CL" w:bidi="ar-SA"/>
         </w:rPr>
-        <w:t xml:space="preserve"> </w:t>
-      </w:r>
-      <w:proofErr w:type="spellStart"/>
+        <w:t xml:space="preserve"> soluciones simples y elegantes a problemas específicos y comunes del diseño, basadas en la experiencia y el éxito en su utilización. Al momento de realizar el diseño de sistemas se presentan problemas que se repiten o que son comunes, es decir, que responden a un cierto patrón. Para ello, se generan patrones con las soluciones óptimas para cada caso. Al comprender el funcionamiento de un patrón de diseño se puede obtener un diseño del software más flexible, modular y reutilizable. Los patrones de diseño han potenciado el diseño orientado a objetos y todo buen arquitecto de software debería conocerlos. Una lista con los patrones de diseño a objetos más habituales fue </w:t>
+      </w:r>
       <w:r>
         <w:rPr>
           <w:rFonts w:cstheme="minorHAnsi"/>
@@ -2448,9 +2279,8 @@
           <w:szCs w:val="22"/>
           <w:lang w:eastAsia="es-CL" w:bidi="ar-SA"/>
         </w:rPr>
-        <w:t>Patterns</w:t>
-      </w:r>
-      <w:proofErr w:type="spellEnd"/>
+        <w:t>publicada</w:t>
+      </w:r>
       <w:r>
         <w:rPr>
           <w:rFonts w:cstheme="minorHAnsi"/>
@@ -2459,7 +2289,7 @@
           <w:szCs w:val="22"/>
           <w:lang w:eastAsia="es-CL" w:bidi="ar-SA"/>
         </w:rPr>
-        <w:t xml:space="preserve"> </w:t>
+        <w:t xml:space="preserve"> en el libro “Design Patterns”, escrito por un grupo de informáticos que comúnmente se conocen como GoF (Gang of Four; en español “pandilla de los cuatro”)</w:t>
       </w:r>
       <w:r>
         <w:rPr>
@@ -2469,7 +2299,7 @@
           <w:szCs w:val="22"/>
           <w:lang w:eastAsia="es-CL" w:bidi="ar-SA"/>
         </w:rPr>
-        <w:t>como</w:t>
+        <w:t xml:space="preserve"> y GRASP (</w:t>
       </w:r>
       <w:r>
         <w:rPr>
@@ -2479,279 +2309,7 @@
           <w:szCs w:val="22"/>
           <w:lang w:eastAsia="es-CL" w:bidi="ar-SA"/>
         </w:rPr>
-        <w:t xml:space="preserve"> soluciones simples y elegantes a problemas específicos y comunes del diseño, basadas en la experiencia y el éxito en su utilización. Al momento de realizar el diseño de sistemas se presentan problemas que se repiten o que son comunes, es decir, que responden a un cierto patrón. Para ello, se generan patrones con las soluciones óptimas para cada caso. Al comprender el funcionamiento de un patrón de diseño se puede obtener un diseño del software más flexible, modular y reutilizable. Los patrones de diseño han potenciado el diseño orientado a objetos y todo buen arquitecto de software debería conocerlos. Una lista con los patrones de diseño a objetos más habituales fue </w:t>
-      </w:r>
-      <w:r>
-        <w:rPr>
-          <w:rFonts w:cstheme="minorHAnsi"/>
-          <w:color w:val="000000"/>
-          <w:sz w:val="22"/>
-          <w:szCs w:val="22"/>
-          <w:lang w:eastAsia="es-CL" w:bidi="ar-SA"/>
-        </w:rPr>
-        <w:t>publicada</w:t>
-      </w:r>
-      <w:r>
-        <w:rPr>
-          <w:rFonts w:cstheme="minorHAnsi"/>
-          <w:color w:val="000000"/>
-          <w:sz w:val="22"/>
-          <w:szCs w:val="22"/>
-          <w:lang w:eastAsia="es-CL" w:bidi="ar-SA"/>
-        </w:rPr>
-        <w:t xml:space="preserve"> en el libro “</w:t>
-      </w:r>
-      <w:proofErr w:type="spellStart"/>
-      <w:r>
-        <w:rPr>
-          <w:rFonts w:cstheme="minorHAnsi"/>
-          <w:color w:val="000000"/>
-          <w:sz w:val="22"/>
-          <w:szCs w:val="22"/>
-          <w:lang w:eastAsia="es-CL" w:bidi="ar-SA"/>
-        </w:rPr>
-        <w:t>Design</w:t>
-      </w:r>
-      <w:proofErr w:type="spellEnd"/>
-      <w:r>
-        <w:rPr>
-          <w:rFonts w:cstheme="minorHAnsi"/>
-          <w:color w:val="000000"/>
-          <w:sz w:val="22"/>
-          <w:szCs w:val="22"/>
-          <w:lang w:eastAsia="es-CL" w:bidi="ar-SA"/>
-        </w:rPr>
-        <w:t xml:space="preserve"> </w:t>
-      </w:r>
-      <w:proofErr w:type="spellStart"/>
-      <w:r>
-        <w:rPr>
-          <w:rFonts w:cstheme="minorHAnsi"/>
-          <w:color w:val="000000"/>
-          <w:sz w:val="22"/>
-          <w:szCs w:val="22"/>
-          <w:lang w:eastAsia="es-CL" w:bidi="ar-SA"/>
-        </w:rPr>
-        <w:t>Patterns</w:t>
-      </w:r>
-      <w:proofErr w:type="spellEnd"/>
-      <w:r>
-        <w:rPr>
-          <w:rFonts w:cstheme="minorHAnsi"/>
-          <w:color w:val="000000"/>
-          <w:sz w:val="22"/>
-          <w:szCs w:val="22"/>
-          <w:lang w:eastAsia="es-CL" w:bidi="ar-SA"/>
-        </w:rPr>
-        <w:t xml:space="preserve">”, escrito por un grupo de informáticos que comúnmente se conocen como </w:t>
-      </w:r>
-      <w:proofErr w:type="spellStart"/>
-      <w:r>
-        <w:rPr>
-          <w:rFonts w:cstheme="minorHAnsi"/>
-          <w:color w:val="000000"/>
-          <w:sz w:val="22"/>
-          <w:szCs w:val="22"/>
-          <w:lang w:eastAsia="es-CL" w:bidi="ar-SA"/>
-        </w:rPr>
-        <w:t>GoF</w:t>
-      </w:r>
-      <w:proofErr w:type="spellEnd"/>
-      <w:r>
-        <w:rPr>
-          <w:rFonts w:cstheme="minorHAnsi"/>
-          <w:color w:val="000000"/>
-          <w:sz w:val="22"/>
-          <w:szCs w:val="22"/>
-          <w:lang w:eastAsia="es-CL" w:bidi="ar-SA"/>
-        </w:rPr>
-        <w:t xml:space="preserve"> (</w:t>
-      </w:r>
-      <w:proofErr w:type="spellStart"/>
-      <w:r>
-        <w:rPr>
-          <w:rFonts w:cstheme="minorHAnsi"/>
-          <w:color w:val="000000"/>
-          <w:sz w:val="22"/>
-          <w:szCs w:val="22"/>
-          <w:lang w:eastAsia="es-CL" w:bidi="ar-SA"/>
-        </w:rPr>
-        <w:t>Gang</w:t>
-      </w:r>
-      <w:proofErr w:type="spellEnd"/>
-      <w:r>
-        <w:rPr>
-          <w:rFonts w:cstheme="minorHAnsi"/>
-          <w:color w:val="000000"/>
-          <w:sz w:val="22"/>
-          <w:szCs w:val="22"/>
-          <w:lang w:eastAsia="es-CL" w:bidi="ar-SA"/>
-        </w:rPr>
-        <w:t xml:space="preserve"> </w:t>
-      </w:r>
-      <w:proofErr w:type="spellStart"/>
-      <w:r>
-        <w:rPr>
-          <w:rFonts w:cstheme="minorHAnsi"/>
-          <w:color w:val="000000"/>
-          <w:sz w:val="22"/>
-          <w:szCs w:val="22"/>
-          <w:lang w:eastAsia="es-CL" w:bidi="ar-SA"/>
-        </w:rPr>
-        <w:t>of</w:t>
-      </w:r>
-      <w:proofErr w:type="spellEnd"/>
-      <w:r>
-        <w:rPr>
-          <w:rFonts w:cstheme="minorHAnsi"/>
-          <w:color w:val="000000"/>
-          <w:sz w:val="22"/>
-          <w:szCs w:val="22"/>
-          <w:lang w:eastAsia="es-CL" w:bidi="ar-SA"/>
-        </w:rPr>
-        <w:t xml:space="preserve"> </w:t>
-      </w:r>
-      <w:proofErr w:type="spellStart"/>
-      <w:r>
-        <w:rPr>
-          <w:rFonts w:cstheme="minorHAnsi"/>
-          <w:color w:val="000000"/>
-          <w:sz w:val="22"/>
-          <w:szCs w:val="22"/>
-          <w:lang w:eastAsia="es-CL" w:bidi="ar-SA"/>
-        </w:rPr>
-        <w:t>Four</w:t>
-      </w:r>
-      <w:proofErr w:type="spellEnd"/>
-      <w:r>
-        <w:rPr>
-          <w:rFonts w:cstheme="minorHAnsi"/>
-          <w:color w:val="000000"/>
-          <w:sz w:val="22"/>
-          <w:szCs w:val="22"/>
-          <w:lang w:eastAsia="es-CL" w:bidi="ar-SA"/>
-        </w:rPr>
-        <w:t>; en español “pandilla de los cuatro”)</w:t>
-      </w:r>
-      <w:r>
-        <w:rPr>
-          <w:rFonts w:cstheme="minorHAnsi"/>
-          <w:color w:val="000000"/>
-          <w:sz w:val="22"/>
-          <w:szCs w:val="22"/>
-          <w:lang w:eastAsia="es-CL" w:bidi="ar-SA"/>
-        </w:rPr>
-        <w:t xml:space="preserve"> y GRASP (</w:t>
-      </w:r>
-      <w:proofErr w:type="spellStart"/>
-      <w:r>
-        <w:rPr>
-          <w:rFonts w:cstheme="minorHAnsi"/>
-          <w:color w:val="000000"/>
-          <w:sz w:val="22"/>
-          <w:szCs w:val="22"/>
-          <w:lang w:eastAsia="es-CL" w:bidi="ar-SA"/>
-        </w:rPr>
-        <w:t>object-oriented</w:t>
-      </w:r>
-      <w:proofErr w:type="spellEnd"/>
-      <w:r>
-        <w:rPr>
-          <w:rFonts w:cstheme="minorHAnsi"/>
-          <w:color w:val="000000"/>
-          <w:sz w:val="22"/>
-          <w:szCs w:val="22"/>
-          <w:lang w:eastAsia="es-CL" w:bidi="ar-SA"/>
-        </w:rPr>
-        <w:t xml:space="preserve"> </w:t>
-      </w:r>
-      <w:proofErr w:type="spellStart"/>
-      <w:r>
-        <w:rPr>
-          <w:rFonts w:cstheme="minorHAnsi"/>
-          <w:color w:val="000000"/>
-          <w:sz w:val="22"/>
-          <w:szCs w:val="22"/>
-          <w:lang w:eastAsia="es-CL" w:bidi="ar-SA"/>
-        </w:rPr>
-        <w:t>design</w:t>
-      </w:r>
-      <w:proofErr w:type="spellEnd"/>
-      <w:r>
-        <w:rPr>
-          <w:rFonts w:cstheme="minorHAnsi"/>
-          <w:color w:val="000000"/>
-          <w:sz w:val="22"/>
-          <w:szCs w:val="22"/>
-          <w:lang w:eastAsia="es-CL" w:bidi="ar-SA"/>
-        </w:rPr>
-        <w:t xml:space="preserve"> General </w:t>
-      </w:r>
-      <w:proofErr w:type="spellStart"/>
-      <w:r>
-        <w:rPr>
-          <w:rFonts w:cstheme="minorHAnsi"/>
-          <w:color w:val="000000"/>
-          <w:sz w:val="22"/>
-          <w:szCs w:val="22"/>
-          <w:lang w:eastAsia="es-CL" w:bidi="ar-SA"/>
-        </w:rPr>
-        <w:t>Responsibility</w:t>
-      </w:r>
-      <w:proofErr w:type="spellEnd"/>
-      <w:r>
-        <w:rPr>
-          <w:rFonts w:cstheme="minorHAnsi"/>
-          <w:color w:val="000000"/>
-          <w:sz w:val="22"/>
-          <w:szCs w:val="22"/>
-          <w:lang w:eastAsia="es-CL" w:bidi="ar-SA"/>
-        </w:rPr>
-        <w:t xml:space="preserve"> </w:t>
-      </w:r>
-      <w:proofErr w:type="spellStart"/>
-      <w:r>
-        <w:rPr>
-          <w:rFonts w:cstheme="minorHAnsi"/>
-          <w:color w:val="000000"/>
-          <w:sz w:val="22"/>
-          <w:szCs w:val="22"/>
-          <w:lang w:eastAsia="es-CL" w:bidi="ar-SA"/>
-        </w:rPr>
-        <w:t>Assignment</w:t>
-      </w:r>
-      <w:proofErr w:type="spellEnd"/>
-      <w:r>
-        <w:rPr>
-          <w:rFonts w:cstheme="minorHAnsi"/>
-          <w:color w:val="000000"/>
-          <w:sz w:val="22"/>
-          <w:szCs w:val="22"/>
-          <w:lang w:eastAsia="es-CL" w:bidi="ar-SA"/>
-        </w:rPr>
-        <w:t xml:space="preserve"> Software </w:t>
-      </w:r>
-      <w:proofErr w:type="spellStart"/>
-      <w:r>
-        <w:rPr>
-          <w:rFonts w:cstheme="minorHAnsi"/>
-          <w:color w:val="000000"/>
-          <w:sz w:val="22"/>
-          <w:szCs w:val="22"/>
-          <w:lang w:eastAsia="es-CL" w:bidi="ar-SA"/>
-        </w:rPr>
-        <w:t>Patterns</w:t>
-      </w:r>
-      <w:proofErr w:type="spellEnd"/>
-      <w:r>
-        <w:rPr>
-          <w:rFonts w:cstheme="minorHAnsi"/>
-          <w:color w:val="000000"/>
-          <w:sz w:val="22"/>
-          <w:szCs w:val="22"/>
-          <w:lang w:eastAsia="es-CL" w:bidi="ar-SA"/>
-        </w:rPr>
-        <w:t>)</w:t>
+        <w:t>object-oriented design General Responsibility Assignment Software Patterns)</w:t>
       </w:r>
       <w:r>
         <w:rPr>
@@ -2942,9 +2500,8 @@
           <w:szCs w:val="24"/>
           <w:lang w:eastAsia="en-US" w:bidi="ar-SA"/>
         </w:rPr>
-        <w:t xml:space="preserve">Con respecto al uso de patrones </w:t>
-      </w:r>
-      <w:proofErr w:type="spellStart"/>
+        <w:t xml:space="preserve">Con respecto al uso de patrones GoF, debe investigar sobre el uso del patrón Singleton, </w:t>
+      </w:r>
       <w:r>
         <w:rPr>
           <w:rFonts w:eastAsiaTheme="minorHAnsi" w:cstheme="minorBidi"/>
@@ -2953,9 +2510,8 @@
           <w:szCs w:val="24"/>
           <w:lang w:eastAsia="en-US" w:bidi="ar-SA"/>
         </w:rPr>
-        <w:t>GoF</w:t>
-      </w:r>
-      <w:proofErr w:type="spellEnd"/>
+        <w:t>dado que es</w:t>
+      </w:r>
       <w:r>
         <w:rPr>
           <w:rFonts w:eastAsiaTheme="minorHAnsi" w:cstheme="minorBidi"/>
@@ -2964,9 +2520,8 @@
           <w:szCs w:val="24"/>
           <w:lang w:eastAsia="en-US" w:bidi="ar-SA"/>
         </w:rPr>
-        <w:t xml:space="preserve">, debe investigar sobre el uso del patrón </w:t>
-      </w:r>
-      <w:proofErr w:type="spellStart"/>
+        <w:t xml:space="preserve"> uno de los patrones de creación que se utilizan bajo este modelo, </w:t>
+      </w:r>
       <w:r>
         <w:rPr>
           <w:rFonts w:eastAsiaTheme="minorHAnsi" w:cstheme="minorBidi"/>
@@ -2975,9 +2530,8 @@
           <w:szCs w:val="24"/>
           <w:lang w:eastAsia="en-US" w:bidi="ar-SA"/>
         </w:rPr>
-        <w:t>Singleton</w:t>
-      </w:r>
-      <w:proofErr w:type="spellEnd"/>
+        <w:t xml:space="preserve">especificando </w:t>
+      </w:r>
       <w:r>
         <w:rPr>
           <w:rFonts w:eastAsiaTheme="minorHAnsi" w:cstheme="minorBidi"/>
@@ -2986,69 +2540,7 @@
           <w:szCs w:val="24"/>
           <w:lang w:eastAsia="en-US" w:bidi="ar-SA"/>
         </w:rPr>
-        <w:t xml:space="preserve">, </w:t>
-      </w:r>
-      <w:r>
-        <w:rPr>
-          <w:rFonts w:eastAsiaTheme="minorHAnsi" w:cstheme="minorBidi"/>
-          <w:color w:val="000000" w:themeColor="text1"/>
-          <w:sz w:val="22"/>
-          <w:szCs w:val="24"/>
-          <w:lang w:eastAsia="en-US" w:bidi="ar-SA"/>
-        </w:rPr>
-        <w:t>dado que es</w:t>
-      </w:r>
-      <w:r>
-        <w:rPr>
-          <w:rFonts w:eastAsiaTheme="minorHAnsi" w:cstheme="minorBidi"/>
-          <w:color w:val="000000" w:themeColor="text1"/>
-          <w:sz w:val="22"/>
-          <w:szCs w:val="24"/>
-          <w:lang w:eastAsia="en-US" w:bidi="ar-SA"/>
-        </w:rPr>
-        <w:t xml:space="preserve"> uno de los patrones de creación que se utilizan bajo este modelo, </w:t>
-      </w:r>
-      <w:r>
-        <w:rPr>
-          <w:rFonts w:eastAsiaTheme="minorHAnsi" w:cstheme="minorBidi"/>
-          <w:color w:val="000000" w:themeColor="text1"/>
-          <w:sz w:val="22"/>
-          <w:szCs w:val="24"/>
-          <w:lang w:eastAsia="en-US" w:bidi="ar-SA"/>
-        </w:rPr>
-        <w:t xml:space="preserve">especificando </w:t>
-      </w:r>
-      <w:r>
-        <w:rPr>
-          <w:rFonts w:eastAsiaTheme="minorHAnsi" w:cstheme="minorBidi"/>
-          <w:color w:val="000000" w:themeColor="text1"/>
-          <w:sz w:val="22"/>
-          <w:szCs w:val="24"/>
-          <w:lang w:eastAsia="en-US" w:bidi="ar-SA"/>
-        </w:rPr>
-        <w:t xml:space="preserve">de </w:t>
-      </w:r>
-      <w:proofErr w:type="spellStart"/>
-      <w:r>
-        <w:rPr>
-          <w:rFonts w:eastAsiaTheme="minorHAnsi" w:cstheme="minorBidi"/>
-          <w:color w:val="000000" w:themeColor="text1"/>
-          <w:sz w:val="22"/>
-          <w:szCs w:val="24"/>
-          <w:lang w:eastAsia="en-US" w:bidi="ar-SA"/>
-        </w:rPr>
-        <w:t>que</w:t>
-      </w:r>
-      <w:proofErr w:type="spellEnd"/>
-      <w:r>
-        <w:rPr>
-          <w:rFonts w:eastAsiaTheme="minorHAnsi" w:cstheme="minorBidi"/>
-          <w:color w:val="000000" w:themeColor="text1"/>
-          <w:sz w:val="22"/>
-          <w:szCs w:val="24"/>
-          <w:lang w:eastAsia="en-US" w:bidi="ar-SA"/>
-        </w:rPr>
-        <w:t xml:space="preserve"> forma se abordará en este patrón el diseño de la aplicación.</w:t>
+        <w:t>de que forma se abordará en este patrón el diseño de la aplicación.</w:t>
       </w:r>
     </w:p>
     <w:p>
@@ -3133,7 +2625,7 @@
 </file>
 
 <file path=word/endnotes.xml><?xml version="1.0" encoding="utf-8"?>
-<w:endnotes xmlns:wpc="http://schemas.microsoft.com/office/word/2010/wordprocessingCanvas" xmlns:cx="http://schemas.microsoft.com/office/drawing/2014/chartex" xmlns:cx1="http://schemas.microsoft.com/office/drawing/2015/9/8/chartex" xmlns:cx2="http://schemas.microsoft.com/office/drawing/2015/10/21/chartex" xmlns:cx3="http://schemas.microsoft.com/office/drawing/2016/5/9/chartex" xmlns:cx4="http://schemas.microsoft.com/office/drawing/2016/5/10/chartex" xmlns:cx5="http://schemas.microsoft.com/office/drawing/2016/5/11/chartex" xmlns:cx6="http://schemas.microsoft.com/office/drawing/2016/5/12/chartex" xmlns:cx7="http://schemas.microsoft.com/office/drawing/2016/5/13/chartex" xmlns:cx8="http://schemas.microsoft.com/office/drawing/2016/5/14/chartex" xmlns:mc="http://schemas.openxmlformats.org/markup-compatibility/2006" xmlns:aink="http://schemas.microsoft.com/office/drawing/2016/ink" xmlns:am3d="http://schemas.microsoft.com/office/drawing/2017/model3d" xmlns:o="urn:schemas-microsoft-com:office:office" xmlns:oel="http://schemas.microsoft.com/office/2019/extlst" xmlns:r="http://schemas.openxmlformats.org/officeDocument/2006/relationships" xmlns:m="http://schemas.openxmlformats.org/officeDocument/2006/math" xmlns:v="urn:schemas-microsoft-com:vml" xmlns:wp14="http://schemas.microsoft.com/office/word/2010/wordprocessingDrawing" xmlns:wp="http://schemas.openxmlformats.org/drawingml/2006/wordprocessingDrawing" xmlns:w10="urn:schemas-microsoft-com:office:word" xmlns:w="http://schemas.openxmlformats.org/wordprocessingml/2006/main" xmlns:w14="http://schemas.microsoft.com/office/word/2010/wordml" xmlns:w15="http://schemas.microsoft.com/office/word/2012/wordml" xmlns:w16cex="http://schemas.microsoft.com/office/word/2018/wordml/cex" xmlns:w16cid="http://schemas.microsoft.com/office/word/2016/wordml/cid" xmlns:w16="http://schemas.microsoft.com/office/word/2018/wordml" xmlns:w16sdtdh="http://schemas.microsoft.com/office/word/2020/wordml/sdtdatahash" xmlns:w16se="http://schemas.microsoft.com/office/word/2015/wordml/symex" xmlns:wpg="http://schemas.microsoft.com/office/word/2010/wordprocessingGroup" xmlns:wpi="http://schemas.microsoft.com/office/word/2010/wordprocessingInk" xmlns:wne="http://schemas.microsoft.com/office/word/2006/wordml" xmlns:wps="http://schemas.microsoft.com/office/word/2010/wordprocessingShape" mc:Ignorable="w14 w15 w16se w16cid w16 w16cex w16sdtdh wp14">
+<w:endnotes xmlns:wpc="http://schemas.microsoft.com/office/word/2010/wordprocessingCanvas" xmlns:mc="http://schemas.openxmlformats.org/markup-compatibility/2006" xmlns:o="urn:schemas-microsoft-com:office:office" xmlns:r="http://schemas.openxmlformats.org/officeDocument/2006/relationships" xmlns:m="http://schemas.openxmlformats.org/officeDocument/2006/math" xmlns:v="urn:schemas-microsoft-com:vml" xmlns:wp14="http://schemas.microsoft.com/office/word/2010/wordprocessingDrawing" xmlns:wp="http://schemas.openxmlformats.org/drawingml/2006/wordprocessingDrawing" xmlns:w10="urn:schemas-microsoft-com:office:word" xmlns:w="http://schemas.openxmlformats.org/wordprocessingml/2006/main" xmlns:w14="http://schemas.microsoft.com/office/word/2010/wordml" xmlns:w15="http://schemas.microsoft.com/office/word/2012/wordml" xmlns:wpg="http://schemas.microsoft.com/office/word/2010/wordprocessingGroup" xmlns:wpi="http://schemas.microsoft.com/office/word/2010/wordprocessingInk" xmlns:wne="http://schemas.microsoft.com/office/word/2006/wordml" xmlns:wps="http://schemas.microsoft.com/office/word/2010/wordprocessingShape" mc:Ignorable="w14 w15 wp14">
   <w:endnote w:type="separator" w:id="-1">
     <w:p>
       <w:r>
@@ -3152,7 +2644,7 @@
 </file>
 
 <file path=word/footnotes.xml><?xml version="1.0" encoding="utf-8"?>
-<w:footnotes xmlns:wpc="http://schemas.microsoft.com/office/word/2010/wordprocessingCanvas" xmlns:cx="http://schemas.microsoft.com/office/drawing/2014/chartex" xmlns:cx1="http://schemas.microsoft.com/office/drawing/2015/9/8/chartex" xmlns:cx2="http://schemas.microsoft.com/office/drawing/2015/10/21/chartex" xmlns:cx3="http://schemas.microsoft.com/office/drawing/2016/5/9/chartex" xmlns:cx4="http://schemas.microsoft.com/office/drawing/2016/5/10/chartex" xmlns:cx5="http://schemas.microsoft.com/office/drawing/2016/5/11/chartex" xmlns:cx6="http://schemas.microsoft.com/office/drawing/2016/5/12/chartex" xmlns:cx7="http://schemas.microsoft.com/office/drawing/2016/5/13/chartex" xmlns:cx8="http://schemas.microsoft.com/office/drawing/2016/5/14/chartex" xmlns:mc="http://schemas.openxmlformats.org/markup-compatibility/2006" xmlns:aink="http://schemas.microsoft.com/office/drawing/2016/ink" xmlns:am3d="http://schemas.microsoft.com/office/drawing/2017/model3d" xmlns:o="urn:schemas-microsoft-com:office:office" xmlns:oel="http://schemas.microsoft.com/office/2019/extlst" xmlns:r="http://schemas.openxmlformats.org/officeDocument/2006/relationships" xmlns:m="http://schemas.openxmlformats.org/officeDocument/2006/math" xmlns:v="urn:schemas-microsoft-com:vml" xmlns:wp14="http://schemas.microsoft.com/office/word/2010/wordprocessingDrawing" xmlns:wp="http://schemas.openxmlformats.org/drawingml/2006/wordprocessingDrawing" xmlns:w10="urn:schemas-microsoft-com:office:word" xmlns:w="http://schemas.openxmlformats.org/wordprocessingml/2006/main" xmlns:w14="http://schemas.microsoft.com/office/word/2010/wordml" xmlns:w15="http://schemas.microsoft.com/office/word/2012/wordml" xmlns:w16cex="http://schemas.microsoft.com/office/word/2018/wordml/cex" xmlns:w16cid="http://schemas.microsoft.com/office/word/2016/wordml/cid" xmlns:w16="http://schemas.microsoft.com/office/word/2018/wordml" xmlns:w16sdtdh="http://schemas.microsoft.com/office/word/2020/wordml/sdtdatahash" xmlns:w16se="http://schemas.microsoft.com/office/word/2015/wordml/symex" xmlns:wpg="http://schemas.microsoft.com/office/word/2010/wordprocessingGroup" xmlns:wpi="http://schemas.microsoft.com/office/word/2010/wordprocessingInk" xmlns:wne="http://schemas.microsoft.com/office/word/2006/wordml" xmlns:wps="http://schemas.microsoft.com/office/word/2010/wordprocessingShape" mc:Ignorable="w14 w15 w16se w16cid w16 w16cex w16sdtdh wp14">
+<w:footnotes xmlns:wpc="http://schemas.microsoft.com/office/word/2010/wordprocessingCanvas" xmlns:mc="http://schemas.openxmlformats.org/markup-compatibility/2006" xmlns:o="urn:schemas-microsoft-com:office:office" xmlns:r="http://schemas.openxmlformats.org/officeDocument/2006/relationships" xmlns:m="http://schemas.openxmlformats.org/officeDocument/2006/math" xmlns:v="urn:schemas-microsoft-com:vml" xmlns:wp14="http://schemas.microsoft.com/office/word/2010/wordprocessingDrawing" xmlns:wp="http://schemas.openxmlformats.org/drawingml/2006/wordprocessingDrawing" xmlns:w10="urn:schemas-microsoft-com:office:word" xmlns:w="http://schemas.openxmlformats.org/wordprocessingml/2006/main" xmlns:w14="http://schemas.microsoft.com/office/word/2010/wordml" xmlns:w15="http://schemas.microsoft.com/office/word/2012/wordml" xmlns:wpg="http://schemas.microsoft.com/office/word/2010/wordprocessingGroup" xmlns:wpi="http://schemas.microsoft.com/office/word/2010/wordprocessingInk" xmlns:wne="http://schemas.microsoft.com/office/word/2006/wordml" xmlns:wps="http://schemas.microsoft.com/office/word/2010/wordprocessingShape" mc:Ignorable="w14 w15 wp14">
   <w:footnote w:type="separator" w:id="-1">
     <w:p>
       <w:r>
@@ -3171,7 +2663,7 @@
 </file>
 
 <file path=word/numbering.xml><?xml version="1.0" encoding="utf-8"?>
-<w:numbering xmlns:wpc="http://schemas.microsoft.com/office/word/2010/wordprocessingCanvas" xmlns:cx="http://schemas.microsoft.com/office/drawing/2014/chartex" xmlns:cx1="http://schemas.microsoft.com/office/drawing/2015/9/8/chartex" xmlns:cx2="http://schemas.microsoft.com/office/drawing/2015/10/21/chartex" xmlns:cx3="http://schemas.microsoft.com/office/drawing/2016/5/9/chartex" xmlns:cx4="http://schemas.microsoft.com/office/drawing/2016/5/10/chartex" xmlns:cx5="http://schemas.microsoft.com/office/drawing/2016/5/11/chartex" xmlns:cx6="http://schemas.microsoft.com/office/drawing/2016/5/12/chartex" xmlns:cx7="http://schemas.microsoft.com/office/drawing/2016/5/13/chartex" xmlns:cx8="http://schemas.microsoft.com/office/drawing/2016/5/14/chartex" xmlns:mc="http://schemas.openxmlformats.org/markup-compatibility/2006" xmlns:aink="http://schemas.microsoft.com/office/drawing/2016/ink" xmlns:am3d="http://schemas.microsoft.com/office/drawing/2017/model3d" xmlns:o="urn:schemas-microsoft-com:office:office" xmlns:oel="http://schemas.microsoft.com/office/2019/extlst" xmlns:r="http://schemas.openxmlformats.org/officeDocument/2006/relationships" xmlns:m="http://schemas.openxmlformats.org/officeDocument/2006/math" xmlns:v="urn:schemas-microsoft-com:vml" xmlns:wp14="http://schemas.microsoft.com/office/word/2010/wordprocessingDrawing" xmlns:wp="http://schemas.openxmlformats.org/drawingml/2006/wordprocessingDrawing" xmlns:w10="urn:schemas-microsoft-com:office:word" xmlns:w="http://schemas.openxmlformats.org/wordprocessingml/2006/main" xmlns:w14="http://schemas.microsoft.com/office/word/2010/wordml" xmlns:w15="http://schemas.microsoft.com/office/word/2012/wordml" xmlns:w16cex="http://schemas.microsoft.com/office/word/2018/wordml/cex" xmlns:w16cid="http://schemas.microsoft.com/office/word/2016/wordml/cid" xmlns:w16="http://schemas.microsoft.com/office/word/2018/wordml" xmlns:w16sdtdh="http://schemas.microsoft.com/office/word/2020/wordml/sdtdatahash" xmlns:w16se="http://schemas.microsoft.com/office/word/2015/wordml/symex" xmlns:wpg="http://schemas.microsoft.com/office/word/2010/wordprocessingGroup" xmlns:wpi="http://schemas.microsoft.com/office/word/2010/wordprocessingInk" xmlns:wne="http://schemas.microsoft.com/office/word/2006/wordml" xmlns:wps="http://schemas.microsoft.com/office/word/2010/wordprocessingShape" mc:Ignorable="w14 w15 w16se w16cid w16 w16cex w16sdtdh wp14">
+<w:numbering xmlns:wpc="http://schemas.microsoft.com/office/word/2010/wordprocessingCanvas" xmlns:mc="http://schemas.openxmlformats.org/markup-compatibility/2006" xmlns:o="urn:schemas-microsoft-com:office:office" xmlns:r="http://schemas.openxmlformats.org/officeDocument/2006/relationships" xmlns:m="http://schemas.openxmlformats.org/officeDocument/2006/math" xmlns:v="urn:schemas-microsoft-com:vml" xmlns:wp14="http://schemas.microsoft.com/office/word/2010/wordprocessingDrawing" xmlns:wp="http://schemas.openxmlformats.org/drawingml/2006/wordprocessingDrawing" xmlns:w10="urn:schemas-microsoft-com:office:word" xmlns:w="http://schemas.openxmlformats.org/wordprocessingml/2006/main" xmlns:w14="http://schemas.microsoft.com/office/word/2010/wordml" xmlns:w15="http://schemas.microsoft.com/office/word/2012/wordml" xmlns:wpg="http://schemas.microsoft.com/office/word/2010/wordprocessingGroup" xmlns:wpi="http://schemas.microsoft.com/office/word/2010/wordprocessingInk" xmlns:wne="http://schemas.microsoft.com/office/word/2006/wordml" xmlns:wps="http://schemas.microsoft.com/office/word/2010/wordprocessingShape" mc:Ignorable="w14 w15 wp14">
   <w:abstractNum w:abstractNumId="0" w15:restartNumberingAfterBreak="0">
     <w:nsid w:val="11714A0B"/>
     <w:multiLevelType w:val="hybridMultilevel"/>
@@ -4070,38 +3562,38 @@
       </w:pPr>
     </w:lvl>
   </w:abstractNum>
-  <w:num w:numId="1" w16cid:durableId="1854804523">
+  <w:num w:numId="1">
     <w:abstractNumId w:val="7"/>
   </w:num>
-  <w:num w:numId="2" w16cid:durableId="2027438428">
+  <w:num w:numId="2">
     <w:abstractNumId w:val="6"/>
   </w:num>
-  <w:num w:numId="3" w16cid:durableId="633218158">
+  <w:num w:numId="3">
     <w:abstractNumId w:val="3"/>
   </w:num>
-  <w:num w:numId="4" w16cid:durableId="1247610372">
+  <w:num w:numId="4">
     <w:abstractNumId w:val="5"/>
   </w:num>
-  <w:num w:numId="5" w16cid:durableId="1539245797">
+  <w:num w:numId="5">
     <w:abstractNumId w:val="2"/>
   </w:num>
-  <w:num w:numId="6" w16cid:durableId="964694892">
+  <w:num w:numId="6">
     <w:abstractNumId w:val="8"/>
   </w:num>
-  <w:num w:numId="7" w16cid:durableId="1502239422">
+  <w:num w:numId="7">
     <w:abstractNumId w:val="0"/>
   </w:num>
-  <w:num w:numId="8" w16cid:durableId="1642542021">
+  <w:num w:numId="8">
     <w:abstractNumId w:val="4"/>
   </w:num>
-  <w:num w:numId="9" w16cid:durableId="269240882">
+  <w:num w:numId="9">
     <w:abstractNumId w:val="1"/>
   </w:num>
 </w:numbering>
 </file>
 
 <file path=word/styles.xml><?xml version="1.0" encoding="utf-8"?>
-<w:styles xmlns:mc="http://schemas.openxmlformats.org/markup-compatibility/2006" xmlns:r="http://schemas.openxmlformats.org/officeDocument/2006/relationships" xmlns:w="http://schemas.openxmlformats.org/wordprocessingml/2006/main" xmlns:w14="http://schemas.microsoft.com/office/word/2010/wordml" xmlns:w15="http://schemas.microsoft.com/office/word/2012/wordml" xmlns:w16cex="http://schemas.microsoft.com/office/word/2018/wordml/cex" xmlns:w16cid="http://schemas.microsoft.com/office/word/2016/wordml/cid" xmlns:w16="http://schemas.microsoft.com/office/word/2018/wordml" xmlns:w16sdtdh="http://schemas.microsoft.com/office/word/2020/wordml/sdtdatahash" xmlns:w16se="http://schemas.microsoft.com/office/word/2015/wordml/symex" mc:Ignorable="w14 w15 w16se w16cid w16 w16cex w16sdtdh">
+<w:styles xmlns:mc="http://schemas.openxmlformats.org/markup-compatibility/2006" xmlns:r="http://schemas.openxmlformats.org/officeDocument/2006/relationships" xmlns:w="http://schemas.openxmlformats.org/wordprocessingml/2006/main" xmlns:w14="http://schemas.microsoft.com/office/word/2010/wordml" xmlns:w15="http://schemas.microsoft.com/office/word/2012/wordml" mc:Ignorable="w14 w15">
   <w:docDefaults>
     <w:rPrDefault>
       <w:rPr>
@@ -4117,7 +3609,7 @@
       </w:pPr>
     </w:pPrDefault>
   </w:docDefaults>
-  <w:latentStyles w:defLockedState="0" w:defUIPriority="99" w:defSemiHidden="0" w:defUnhideWhenUsed="0" w:defQFormat="0" w:count="376">
+  <w:latentStyles w:defLockedState="0" w:defUIPriority="99" w:defSemiHidden="0" w:defUnhideWhenUsed="0" w:defQFormat="0" w:count="371">
     <w:lsdException w:name="Normal" w:uiPriority="0" w:qFormat="1"/>
     <w:lsdException w:name="heading 1" w:uiPriority="9" w:qFormat="1"/>
     <w:lsdException w:name="heading 2" w:semiHidden="1" w:uiPriority="9" w:unhideWhenUsed="1" w:qFormat="1"/>
@@ -4489,11 +3981,6 @@
     <w:lsdException w:name="List Table 5 Dark Accent 6" w:uiPriority="50"/>
     <w:lsdException w:name="List Table 6 Colorful Accent 6" w:uiPriority="51"/>
     <w:lsdException w:name="List Table 7 Colorful Accent 6" w:uiPriority="52"/>
-    <w:lsdException w:name="Mention" w:semiHidden="1" w:unhideWhenUsed="1"/>
-    <w:lsdException w:name="Smart Hyperlink" w:semiHidden="1" w:unhideWhenUsed="1"/>
-    <w:lsdException w:name="Hashtag" w:semiHidden="1" w:unhideWhenUsed="1"/>
-    <w:lsdException w:name="Unresolved Mention" w:semiHidden="1" w:unhideWhenUsed="1"/>
-    <w:lsdException w:name="Smart Link" w:semiHidden="1" w:unhideWhenUsed="1"/>
   </w:latentStyles>
   <w:style w:type="paragraph" w:default="1" w:styleId="Normal">
     <w:name w:val="Normal"/>
